--- a/labs/lab06/report/_output/simulation-modeling-lab06-report.docx
+++ b/labs/lab06/report/_output/simulation-modeling-lab06-report.docx
@@ -1447,17 +1447,7 @@
         <w:pStyle w:val="FirstParagraph"/>
       </w:pPr>
       <w:r>
-        <w:t xml:space="preserve">grafik 1(</w:t>
-      </w:r>
-      <w:r>
-        <w:rPr>
-          <w:b/>
-          <w:bCs/>
-        </w:rPr>
-        <w:t xml:space="preserve">?@fig-001</w:t>
-      </w:r>
-      <w:r>
-        <w:t xml:space="preserve">)</w:t>
+        <w:t xml:space="preserve">grafik 1</w:t>
       </w:r>
       <w:r>
         <w:t xml:space="preserve"> </w:t>
@@ -1512,17 +1502,7 @@
         <w:pStyle w:val="BodyText"/>
       </w:pPr>
       <w:r>
-        <w:t xml:space="preserve">grafik 2(</w:t>
-      </w:r>
-      <w:r>
-        <w:rPr>
-          <w:b/>
-          <w:bCs/>
-        </w:rPr>
-        <w:t xml:space="preserve">?@fig-002</w:t>
-      </w:r>
-      <w:r>
-        <w:t xml:space="preserve">)</w:t>
+        <w:t xml:space="preserve">grafik 2</w:t>
       </w:r>
       <w:r>
         <w:t xml:space="preserve"> </w:t>
